--- a/docs/GateBreak_Complete_Publication_Privacy_and_Full_Policy_Form_v3_author_responsibility_signature.docx
+++ b/docs/GateBreak_Complete_Publication_Privacy_and_Full_Policy_Form_v3_author_responsibility_signature.docx
@@ -12,7 +12,7 @@
           <w:b/>
           <w:sz w:val="32"/>
         </w:rPr>
-        <w:t>GateBreak Complete Publication, Privacy, and Full Policy Acceptance Form</w:t>
+        <w:t>GateBreakOpen Complete Publication, Privacy, and Full Policy Acceptance Form</w:t>
       </w:r>
     </w:p>
     <w:p>
@@ -24,7 +24,7 @@
           <w:i/>
           <w:sz w:val="19"/>
         </w:rPr>
-        <w:t>Single mandatory form for submission, publication authorization, privacy/data processing, declarations, and complete GateBreak policy acceptance</w:t>
+        <w:t>Single mandatory form for submission, publication authorization, privacy/data processing, declarations, and complete GateBreakOpen policy acceptance</w:t>
       </w:r>
     </w:p>
     <w:p>
@@ -36,7 +36,7 @@
           <w:b/>
           <w:sz w:val="19"/>
         </w:rPr>
-        <w:t>Platform: GateBreak - Free Minds, Open Pages</w:t>
+        <w:t>Platform: GateBreakOpen - Free Minds, Open Pages</w:t>
       </w:r>
     </w:p>
     <w:p>
@@ -48,7 +48,7 @@
           <w:b/>
           <w:sz w:val="19"/>
         </w:rPr>
-        <w:t>Contact email: fbogalli86@gmail.com</w:t>
+        <w:t>Contact email: submission@gatebreakopen.org</w:t>
       </w:r>
     </w:p>
     <w:p>
@@ -60,7 +60,7 @@
         <w:rPr>
           <w:sz w:val="19"/>
         </w:rPr>
-        <w:t>Purpose of this document: this form collects the author's authorization, declarations, privacy consent, and full acceptance of GateBreak policies. The complete policy text is included before the signature section so that authors sign after reading the full policy framework.</w:t>
+        <w:t>Purpose of this document: this form collects the author's authorization, declarations, privacy consent, and full acceptance of GateBreakOpen policies. The complete policy text is included before the signature section so that authors sign after reading the full policy framework.</w:t>
       </w:r>
     </w:p>
     <w:p>
@@ -945,7 +945,7 @@
         <w:rPr>
           <w:sz w:val="19"/>
         </w:rPr>
-        <w:t>By signing this form, the author authorizes GateBreak to consider the submitted work for online publication according to the complete policies included in this document.</w:t>
+        <w:t>By signing this form, the author authorizes GateBreakOpen to consider the submitted work for online publication according to the complete policies included in this document.</w:t>
       </w:r>
     </w:p>
     <w:p>
@@ -962,7 +962,7 @@
         <w:rPr>
           <w:sz w:val="19"/>
         </w:rPr>
-        <w:t>I authorize GateBreak to process the submitted work for editorial, formal, technical, and policy-compliance purposes.</w:t>
+        <w:t>I authorize GateBreakOpen to process the submitted work for editorial, formal, technical, and policy-compliance purposes.</w:t>
       </w:r>
     </w:p>
     <w:p>
@@ -979,7 +979,7 @@
         <w:rPr>
           <w:sz w:val="19"/>
         </w:rPr>
-        <w:t>I authorize GateBreak to publish the submitted work online if it is considered eligible under GateBreak policies.</w:t>
+        <w:t>I authorize GateBreakOpen to publish the submitted work online if it is considered eligible under GateBreakOpen policies.</w:t>
       </w:r>
     </w:p>
     <w:p>
@@ -996,7 +996,7 @@
         <w:rPr>
           <w:sz w:val="19"/>
         </w:rPr>
-        <w:t>I authorize GateBreak to display the article title, author name(s), affiliation or independent status, ORCID if provided, abstract, keywords, article type, area, publication date, license, and GateBreak identifier.</w:t>
+        <w:t>I authorize GateBreakOpen to display the article title, author name(s), affiliation or independent status, ORCID if provided, abstract, keywords, article type, area, publication date, license, and GateBreakOpen identifier.</w:t>
       </w:r>
     </w:p>
     <w:p>
@@ -1013,7 +1013,7 @@
         <w:rPr>
           <w:sz w:val="19"/>
         </w:rPr>
-        <w:t>I authorize GateBreak to share the article link and article-related metadata on GateBreak pages and communication channels.</w:t>
+        <w:t>I authorize GateBreakOpen to share the article link and article-related metadata on GateBreakOpen pages and communication channels.</w:t>
       </w:r>
     </w:p>
     <w:p>
@@ -1030,7 +1030,7 @@
         <w:rPr>
           <w:sz w:val="19"/>
         </w:rPr>
-        <w:t>I understand that GateBreak is online-only and does not provide print publication.</w:t>
+        <w:t>I understand that GateBreakOpen is online-only and does not provide print publication.</w:t>
       </w:r>
     </w:p>
     <w:p>
@@ -1047,7 +1047,7 @@
         <w:rPr>
           <w:sz w:val="19"/>
         </w:rPr>
-        <w:t>I understand that publication on GateBreak does not mean scientific validation, peer review, academic certification, or institutional endorsement.</w:t>
+        <w:t>I understand that publication on GateBreakOpen does not mean scientific validation, peer review, academic certification, or institutional endorsement.</w:t>
       </w:r>
     </w:p>
     <w:p>
@@ -1077,7 +1077,7 @@
         <w:rPr>
           <w:sz w:val="19"/>
         </w:rPr>
-        <w:t>GateBreak may process the personal data necessary for submission, correspondence, publication, documentation, policy compliance, publication records, reporting, correction, suspension, and removal management.</w:t>
+        <w:t>GateBreakOpen may process the personal data necessary for submission, correspondence, publication, documentation, policy compliance, publication records, reporting, correction, suspension, and removal management.</w:t>
       </w:r>
     </w:p>
     <w:p>
@@ -1185,7 +1185,7 @@
         <w:rPr>
           <w:sz w:val="19"/>
         </w:rPr>
-        <w:t>publication metadata and GateBreak internal identifiers or ARKs</w:t>
+        <w:t>publication metadata and GateBreakOpen internal identifiers or ARKs</w:t>
       </w:r>
     </w:p>
     <w:p>
@@ -1328,7 +1328,7 @@
         <w:rPr>
           <w:sz w:val="19"/>
         </w:rPr>
-        <w:t>I authorize GateBreak to process my personal data for the purposes described above.</w:t>
+        <w:t>I authorize GateBreakOpen to process my personal data for the purposes described above.</w:t>
       </w:r>
     </w:p>
     <w:p>
@@ -1345,7 +1345,7 @@
         <w:rPr>
           <w:sz w:val="19"/>
         </w:rPr>
-        <w:t>I authorize GateBreak to publish author and article metadata necessary for online publication.</w:t>
+        <w:t>I authorize GateBreakOpen to publish author and article metadata necessary for online publication.</w:t>
       </w:r>
     </w:p>
     <w:p>
@@ -1362,7 +1362,7 @@
         <w:rPr>
           <w:sz w:val="19"/>
         </w:rPr>
-        <w:t>I understand that I may contact GateBreak at fbogalli86@gmail.com for privacy-related requests.</w:t>
+        <w:t>I understand that I may contact GateBreakOpen at submission@gatebreakopen.org for privacy-related requests.</w:t>
       </w:r>
     </w:p>
     <w:p>
@@ -1400,7 +1400,7 @@
         <w:rPr>
           <w:sz w:val="19"/>
         </w:rPr>
-        <w:t>The author remains fully responsible for the submitted work. GateBreak does not assume responsibility for the accuracy, originality, legality, completeness, scientific validity, interpretation, references, citations, tables, figures, or conclusions of the submitted work.</w:t>
+        <w:t>The author remains fully responsible for the submitted work. GateBreakOpen does not assume responsibility for the accuracy, originality, legality, completeness, scientific validity, interpretation, references, citations, tables, figures, or conclusions of the submitted work.</w:t>
       </w:r>
     </w:p>
     <w:p>
@@ -1434,7 +1434,7 @@
         <w:rPr>
           <w:sz w:val="19"/>
         </w:rPr>
-        <w:t>I confirm that I have the right to submit the work to GateBreak.</w:t>
+        <w:t>I confirm that I have the right to submit the work to GateBreakOpen.</w:t>
       </w:r>
     </w:p>
     <w:p>
@@ -1519,7 +1519,7 @@
         <w:rPr>
           <w:sz w:val="19"/>
         </w:rPr>
-        <w:t>I understand that GateBreak may reject, suspend, correct, or remove the work if serious issues are detected or reported.</w:t>
+        <w:t>I understand that GateBreakOpen may reject, suspend, correct, or remove the work if serious issues are detected or reported.</w:t>
       </w:r>
     </w:p>
     <w:p>
@@ -1540,7 +1540,7 @@
         <w:rPr>
           <w:sz w:val="19"/>
         </w:rPr>
-        <w:t>GateBreak does not accept primary research involving humans or animals. GateBreak accepts secondary, conceptual, theoretical, methodological, educational, reflective, literature-based, non-interventional, and non-primary works.</w:t>
+        <w:t>GateBreakOpen does not accept primary research involving humans or animals. GateBreakOpen accepts secondary, conceptual, theoretical, methodological, educational, reflective, literature-based, non-interventional, and non-primary works.</w:t>
       </w:r>
     </w:p>
     <w:p>
@@ -1782,7 +1782,7 @@
         <w:rPr>
           <w:sz w:val="19"/>
         </w:rPr>
-        <w:t>References must be listed at the end of the paper and must also be cited within the text. GateBreak may manage conversion or formatting but does not assume responsibility for the correctness, existence, completeness, or interpretation of references.</w:t>
+        <w:t>References must be listed at the end of the paper and must also be cited within the text. GateBreakOpen may manage conversion or formatting but does not assume responsibility for the correctness, existence, completeness, or interpretation of references.</w:t>
       </w:r>
     </w:p>
     <w:p>
@@ -1833,7 +1833,7 @@
         <w:rPr>
           <w:sz w:val="19"/>
         </w:rPr>
-        <w:t>I understand that GateBreak may correct or standardize reference format but does not replace my responsibility for the accuracy of references.</w:t>
+        <w:t>I understand that GateBreakOpen may correct or standardize reference format but does not replace my responsibility for the accuracy of references.</w:t>
       </w:r>
     </w:p>
     <w:p>
@@ -1850,7 +1850,7 @@
         <w:rPr>
           <w:sz w:val="19"/>
         </w:rPr>
-        <w:t>I understand that GateBreak does not guarantee that every reference is real, correctly interpreted, sufficient, or scientifically appropriate.</w:t>
+        <w:t>I understand that GateBreakOpen does not guarantee that every reference is real, correctly interpreted, sufficient, or scientifically appropriate.</w:t>
       </w:r>
     </w:p>
     <w:p>
@@ -1871,7 +1871,7 @@
         <w:rPr>
           <w:sz w:val="19"/>
         </w:rPr>
-        <w:t>Tables and figures must be clearly numbered and described. GateBreak may insert tables and figures into the final article layout, but the author remains responsible for accuracy and legality.</w:t>
+        <w:t>Tables and figures must be clearly numbered and described. GateBreakOpen may insert tables and figures into the final article layout, but the author remains responsible for accuracy and legality.</w:t>
       </w:r>
     </w:p>
     <w:p>
@@ -2071,7 +2071,7 @@
         <w:rPr>
           <w:sz w:val="19"/>
         </w:rPr>
-        <w:t>GateBreak does not accept unlawful, discriminatory, defamatory, extremist, violent, exploitative, abusive, or unsafe content. GateBreak may reject, suspend, remove, preserve for documentation, or report content when serious legal, ethical, safety, or policy concerns exist.</w:t>
+        <w:t>GateBreakOpen does not accept unlawful, discriminatory, defamatory, extremist, violent, exploitative, abusive, or unsafe content. GateBreakOpen may reject, suspend, remove, preserve for documentation, or report content when serious legal, ethical, safety, or policy concerns exist.</w:t>
       </w:r>
     </w:p>
     <w:p>
@@ -2254,7 +2254,7 @@
         <w:rPr>
           <w:sz w:val="19"/>
         </w:rPr>
-        <w:t>I understand that GateBreak may reject or remove content even after publication if serious issues are identified.</w:t>
+        <w:t>I understand that GateBreakOpen may reject or remove content even after publication if serious issues are identified.</w:t>
       </w:r>
     </w:p>
     <w:p>
@@ -2263,7 +2263,7 @@
         <w:spacing w:before="200" w:after="80"/>
       </w:pPr>
       <w:r>
-        <w:t>PART J - COMPLETE GATEBREAK POLICY TEXT</w:t>
+        <w:t>PART J - COMPLETE GATEBREAKOPEN POLICY TEXT</w:t>
       </w:r>
     </w:p>
     <w:p>
@@ -2275,7 +2275,7 @@
         <w:rPr>
           <w:sz w:val="19"/>
         </w:rPr>
-        <w:t>This Part J is the complete GateBreak policy text that must be read before signing. The author signs only after this complete policy section and therefore accepts the entire framework below, not only the short declarations above.</w:t>
+        <w:t>This Part J is the complete GateBreakOpen policy text that must be read before signing. The author signs only after this complete policy section and therefore accepts the entire framework below, not only the short declarations above.</w:t>
       </w:r>
     </w:p>
     <w:p>
@@ -2284,7 +2284,7 @@
         <w:spacing w:before="140" w:after="40"/>
       </w:pPr>
       <w:r>
-        <w:t>J1. Identity and Nature of GateBreak</w:t>
+        <w:t>J1. Identity and Nature of GateBreakOpen</w:t>
       </w:r>
     </w:p>
     <w:p>
@@ -2296,7 +2296,7 @@
         <w:rPr>
           <w:sz w:val="19"/>
         </w:rPr>
-        <w:t>GateBreak is an independent, zero-cost, online-only publishing platform with the tagline Free Minds, Open Pages.</w:t>
+        <w:t>GateBreakOpen is an independent, zero-cost, online-only publishing platform with the tagline Free Minds, Open Pages.</w:t>
       </w:r>
     </w:p>
     <w:p>
@@ -2308,7 +2308,7 @@
         <w:rPr>
           <w:sz w:val="19"/>
         </w:rPr>
-        <w:t>GateBreak is intended as an open publication space for secondary, conceptual, theoretical, methodological, educational, reflective, literature-based, non-interventional, and non-primary works.</w:t>
+        <w:t>GateBreakOpen is intended as an open publication space for secondary, conceptual, theoretical, methodological, educational, reflective, literature-based, non-interventional, and non-primary works.</w:t>
       </w:r>
     </w:p>
     <w:p>
@@ -2320,7 +2320,7 @@
         <w:rPr>
           <w:sz w:val="19"/>
         </w:rPr>
-        <w:t>GateBreak is not a university, research institution, journal society, indexing agency, ethics committee, clinical authority, certifying body, publisher of peer-reviewed scientific validation, or regulatory authority.</w:t>
+        <w:t>GateBreakOpen is not a university, research institution, journal society, indexing agency, ethics committee, clinical authority, certifying body, publisher of peer-reviewed scientific validation, or regulatory authority.</w:t>
       </w:r>
     </w:p>
     <w:p>
@@ -2332,7 +2332,7 @@
         <w:rPr>
           <w:sz w:val="19"/>
         </w:rPr>
-        <w:t>GateBreak may use chatbot-workflows, software tools, formatting tools, and AI-assisted workflows to support site development, document preparation, article layout, and basic editorial operations. These tools do not replace author responsibility.</w:t>
+        <w:t>GateBreakOpen may use chatbot-workflows, software tools, formatting tools, and AI-assisted workflows to support site development, document preparation, article layout, and basic editorial operations. These tools do not replace author responsibility.</w:t>
       </w:r>
     </w:p>
     <w:p>
@@ -2353,7 +2353,7 @@
         <w:rPr>
           <w:sz w:val="19"/>
         </w:rPr>
-        <w:t>GateBreak is online-only. It does not provide print publication or physical distribution.</w:t>
+        <w:t>GateBreakOpen is online-only. It does not provide print publication or physical distribution.</w:t>
       </w:r>
     </w:p>
     <w:p>
@@ -2365,7 +2365,7 @@
         <w:rPr>
           <w:sz w:val="19"/>
         </w:rPr>
-        <w:t>GateBreak does not charge authors for submission, consideration, basic editorial QA, formatting, publication, archiving, or article visibility on the GateBreak website.</w:t>
+        <w:t>GateBreakOpen does not charge authors for submission, consideration, basic editorial QA, formatting, publication, archiving, or article visibility on the GateBreakOpen website.</w:t>
       </w:r>
     </w:p>
     <w:p>
@@ -2377,7 +2377,7 @@
         <w:rPr>
           <w:sz w:val="19"/>
         </w:rPr>
-        <w:t>GateBreak does not sell priority, fast-track publication, editorial influence, favorable visibility, citation placement, peer review, or acceptance decisions.</w:t>
+        <w:t>GateBreakOpen does not sell priority, fast-track publication, editorial influence, favorable visibility, citation placement, peer review, or acceptance decisions.</w:t>
       </w:r>
     </w:p>
     <w:p>
@@ -2398,7 +2398,7 @@
         <w:rPr>
           <w:sz w:val="19"/>
         </w:rPr>
-        <w:t>GateBreak may consider theses and dissertations, monographs, books, book chapters, point-of-view articles, open letters, notes, narrative literature reviews, traditional literature reviews, systematic reviews, scoping reviews, umbrella reviews, rapid reviews, integrative reviews, critical reviews, mapping reviews, realist reviews, meta-reviews, methodological reviews, theoretical reviews, conceptual reviews, evidence reviews, state-of-the-art reviews, bibliometric reviews, scientometric analyses, citation analyses, meta-analyses based on published aggregate data, secondary analyses of public anonymized non-sensitive datasets, theoretical articles, conceptual papers, new theoretical/conceptual proposals, methodological papers, opinion articles, perspective articles, commentaries, essays, editorial-style contributions, educational articles, technical notes, policy analyses, book reviews, article reviews, historical analyses, philosophical analyses, professional reflections, evidence summaries, and research protocols without active data collection.</w:t>
+        <w:t>GateBreakOpen may consider theses and dissertations, monographs, books, book chapters, point-of-view articles, open letters, notes, narrative literature reviews, traditional literature reviews, systematic reviews, scoping reviews, umbrella reviews, rapid reviews, integrative reviews, critical reviews, mapping reviews, realist reviews, meta-reviews, methodological reviews, theoretical reviews, conceptual reviews, evidence reviews, state-of-the-art reviews, bibliometric reviews, scientometric analyses, citation analyses, meta-analyses based on published aggregate data, secondary analyses of public anonymized non-sensitive datasets, theoretical articles, conceptual papers, new theoretical/conceptual proposals, methodological papers, opinion articles, perspective articles, commentaries, essays, editorial-style contributions, educational articles, technical notes, policy analyses, book reviews, article reviews, historical analyses, philosophical analyses, professional reflections, evidence summaries, and research protocols without active data collection.</w:t>
       </w:r>
     </w:p>
     <w:p>
@@ -2410,7 +2410,7 @@
         <w:rPr>
           <w:sz w:val="19"/>
         </w:rPr>
-        <w:t>GateBreak may accept interdisciplinary works across health, medicine, healthcare, nursing, psychology, education, social sciences, economics, law, ethics, philosophy, history, communication, information science, data science, artificial intelligence, computer science, engineering, environmental studies, architecture, humanities, linguistics, religious studies in non-proselytizing scholarly form, political science, security studies, open science, and related areas.</w:t>
+        <w:t>GateBreakOpen may accept interdisciplinary works across health, medicine, healthcare, nursing, psychology, education, social sciences, economics, law, ethics, philosophy, history, communication, information science, data science, artificial intelligence, computer science, engineering, environmental studies, architecture, humanities, linguistics, religious studies in non-proselytizing scholarly form, political science, security studies, open science, and related areas.</w:t>
       </w:r>
     </w:p>
     <w:p>
@@ -2422,7 +2422,7 @@
         <w:rPr>
           <w:sz w:val="19"/>
         </w:rPr>
-        <w:t>Eligibility is always subject to GateBreak policies, legal limits, ethical limits, and the non-primary research rule.</w:t>
+        <w:t>Eligibility is always subject to GateBreakOpen policies, legal limits, ethical limits, and the non-primary research rule.</w:t>
       </w:r>
     </w:p>
     <w:p>
@@ -2443,7 +2443,7 @@
         <w:rPr>
           <w:sz w:val="19"/>
         </w:rPr>
-        <w:t>GateBreak does not accept primary human research or primary animal research.</w:t>
+        <w:t>GateBreakOpen does not accept primary human research or primary animal research.</w:t>
       </w:r>
     </w:p>
     <w:p>
@@ -2455,7 +2455,7 @@
         <w:rPr>
           <w:sz w:val="19"/>
         </w:rPr>
-        <w:t>GateBreak does not accept active recruitment, intervention, experimentation, clinical trial activity, survey administration, interviews, focus groups, patient data collection, identifiable private data collection, animal experimentation, or direct data collection from human or animal subjects.</w:t>
+        <w:t>GateBreakOpen does not accept active recruitment, intervention, experimentation, clinical trial activity, survey administration, interviews, focus groups, patient data collection, identifiable private data collection, animal experimentation, or direct data collection from human or animal subjects.</w:t>
       </w:r>
     </w:p>
     <w:p>
@@ -2488,7 +2488,7 @@
         <w:rPr>
           <w:sz w:val="19"/>
         </w:rPr>
-        <w:t>Submissions are sent by email to fbogalli86@gmail.com unless GateBreak later publishes a different official submission method.</w:t>
+        <w:t>Submissions are sent by email to submission@gatebreakopen.org unless GateBreakOpen later publishes a different official submission method.</w:t>
       </w:r>
     </w:p>
     <w:p>
@@ -2512,7 +2512,7 @@
         <w:rPr>
           <w:sz w:val="19"/>
         </w:rPr>
-        <w:t>GateBreak may request missing files, clarification, corrections, format changes, declarations, reference clarification, table or figure clarification, or policy confirmations before publication.</w:t>
+        <w:t>GateBreakOpen may request missing files, clarification, corrections, format changes, declarations, reference clarification, table or figure clarification, or policy confirmations before publication.</w:t>
       </w:r>
     </w:p>
     <w:p>
@@ -2557,7 +2557,7 @@
         <w:rPr>
           <w:sz w:val="19"/>
         </w:rPr>
-        <w:t>GateBreak may correspond with the submitting or corresponding author for administrative, technical, editorial QA, reporting, correction, or removal purposes.</w:t>
+        <w:t>GateBreakOpen may correspond with the submitting or corresponding author for administrative, technical, editorial QA, reporting, correction, or removal purposes.</w:t>
       </w:r>
     </w:p>
     <w:p>
@@ -2569,7 +2569,7 @@
         <w:rPr>
           <w:sz w:val="19"/>
         </w:rPr>
-        <w:t>GateBreak may refuse or suspend submissions where identity, authorship, authorization, or rights are unclear.</w:t>
+        <w:t>GateBreakOpen may refuse or suspend submissions where identity, authorship, authorization, or rights are unclear.</w:t>
       </w:r>
     </w:p>
     <w:p>
@@ -2602,7 +2602,7 @@
         <w:rPr>
           <w:sz w:val="19"/>
         </w:rPr>
-        <w:t>GateBreak publication does not transfer responsibility from the author to GateBreak.</w:t>
+        <w:t>GateBreakOpen publication does not transfer responsibility from the author to GateBreakOpen.</w:t>
       </w:r>
     </w:p>
     <w:p>
@@ -2647,7 +2647,7 @@
         <w:rPr>
           <w:sz w:val="19"/>
         </w:rPr>
-        <w:t>GateBreak does not charge Article Processing Charges.</w:t>
+        <w:t>GateBreakOpen does not charge Article Processing Charges.</w:t>
       </w:r>
     </w:p>
     <w:p>
@@ -2659,7 +2659,7 @@
         <w:rPr>
           <w:sz w:val="19"/>
         </w:rPr>
-        <w:t>Authors do not pay for submission, consideration, basic editorial QA, formatting, publication, archiving, visibility, correction handling, or standard GateBreak publication operations.</w:t>
+        <w:t>Authors do not pay for submission, consideration, basic editorial QA, formatting, publication, archiving, visibility, correction handling, or standard GateBreakOpen publication operations.</w:t>
       </w:r>
     </w:p>
     <w:p>
@@ -2692,7 +2692,7 @@
         <w:rPr>
           <w:sz w:val="19"/>
         </w:rPr>
-        <w:t>GateBreak does not use publication, editorial handling, formatting, citation checks, visibility, or communication to manipulate authors, references, citations, conclusions, or scholarly positions.</w:t>
+        <w:t>GateBreakOpen does not use publication, editorial handling, formatting, citation checks, visibility, or communication to manipulate authors, references, citations, conclusions, or scholarly positions.</w:t>
       </w:r>
     </w:p>
     <w:p>
@@ -2704,7 +2704,7 @@
         <w:rPr>
           <w:sz w:val="19"/>
         </w:rPr>
-        <w:t>GateBreak does not impose references, does not require citation of GateBreak, does not require citation of specific authors, does not request citation manipulation, and does not use acceptance as a tool for reference insertion.</w:t>
+        <w:t>GateBreakOpen does not impose references, does not require citation of GateBreakOpen, does not require citation of specific authors, does not request citation manipulation, and does not use acceptance as a tool for reference insertion.</w:t>
       </w:r>
     </w:p>
     <w:p>
@@ -2716,7 +2716,7 @@
         <w:rPr>
           <w:sz w:val="19"/>
         </w:rPr>
-        <w:t>GateBreak may ask authors to correct incomplete, inconsistent, unverifiable, or malformed references, but this is a formal and bibliographic correction, not citation manipulation.</w:t>
+        <w:t>GateBreakOpen may ask authors to correct incomplete, inconsistent, unverifiable, or malformed references, but this is a formal and bibliographic correction, not citation manipulation.</w:t>
       </w:r>
     </w:p>
     <w:p>
@@ -2749,7 +2749,7 @@
         <w:rPr>
           <w:sz w:val="19"/>
         </w:rPr>
-        <w:t>GateBreak does not provide preferential treatment to authors, institutions, organizations, companies, groups, sponsors, funders, ideologies, external interests, or personal connections.</w:t>
+        <w:t>GateBreakOpen does not provide preferential treatment to authors, institutions, organizations, companies, groups, sponsors, funders, ideologies, external interests, or personal connections.</w:t>
       </w:r>
     </w:p>
     <w:p>
@@ -2761,7 +2761,7 @@
         <w:rPr>
           <w:sz w:val="19"/>
         </w:rPr>
-        <w:t>GateBreak does not offer paid priority, sponsored acceptance, editorial favoritism, institutional favoritism, ideological favoritism, or third-party advantage.</w:t>
+        <w:t>GateBreakOpen does not offer paid priority, sponsored acceptance, editorial favoritism, institutional favoritism, ideological favoritism, or third-party advantage.</w:t>
       </w:r>
     </w:p>
     <w:p>
@@ -2773,7 +2773,7 @@
         <w:rPr>
           <w:sz w:val="19"/>
         </w:rPr>
-        <w:t>GateBreak may process submissions according to practical availability, completeness of files, clarity of materials, policy compliance, and technical readiness, but this must not be interpreted as favoritism.</w:t>
+        <w:t>GateBreakOpen may process submissions according to practical availability, completeness of files, clarity of materials, policy compliance, and technical readiness, but this must not be interpreted as favoritism.</w:t>
       </w:r>
     </w:p>
     <w:p>
@@ -2806,7 +2806,7 @@
         <w:rPr>
           <w:sz w:val="19"/>
         </w:rPr>
-        <w:t>GateBreak does not perform peer review. This choice is intentional.</w:t>
+        <w:t>GateBreakOpen does not perform peer review. This choice is intentional.</w:t>
       </w:r>
     </w:p>
     <w:p>
@@ -2818,7 +2818,7 @@
         <w:rPr>
           <w:sz w:val="19"/>
         </w:rPr>
-        <w:t>GateBreak does not want to influence, redirect, weaken, reshape, or approve the author's ideas, intellectual position, conclusions, theoretical proposal, conceptual framework, or scholarly argument through peer-review judgment.</w:t>
+        <w:t>GateBreakOpen does not want to influence, redirect, weaken, reshape, or approve the author's ideas, intellectual position, conclusions, theoretical proposal, conceptual framework, or scholarly argument through peer-review judgment.</w:t>
       </w:r>
     </w:p>
     <w:p>
@@ -2830,7 +2830,7 @@
         <w:rPr>
           <w:sz w:val="19"/>
         </w:rPr>
-        <w:t>Publication on GateBreak must not be presented as peer-reviewed publication, expert validation, scientific certification, methodological approval, academic endorsement, or institutional approval.</w:t>
+        <w:t>Publication on GateBreakOpen must not be presented as peer-reviewed publication, expert validation, scientific certification, methodological approval, academic endorsement, or institutional approval.</w:t>
       </w:r>
     </w:p>
     <w:p>
@@ -2842,7 +2842,7 @@
         <w:rPr>
           <w:sz w:val="19"/>
         </w:rPr>
-        <w:t>Any reader, evaluator, institution, or third party must understand that GateBreak publication is not equivalent to peer-reviewed publication.</w:t>
+        <w:t>Any reader, evaluator, institution, or third party must understand that GateBreakOpen publication is not equivalent to peer-reviewed publication.</w:t>
       </w:r>
     </w:p>
     <w:p>
@@ -2863,7 +2863,7 @@
         <w:rPr>
           <w:sz w:val="19"/>
         </w:rPr>
-        <w:t>GateBreak may perform checklist-based editorial QA concerning form, format, layout, headings, reference formatting, table and figure numbering, file organization, declarations, author information, policy compliance, language clarity, and technical publication readiness.</w:t>
+        <w:t>GateBreakOpen may perform checklist-based editorial QA concerning form, format, layout, headings, reference formatting, table and figure numbering, file organization, declarations, author information, policy compliance, language clarity, and technical publication readiness.</w:t>
       </w:r>
     </w:p>
     <w:p>
@@ -2887,7 +2887,7 @@
         <w:rPr>
           <w:sz w:val="19"/>
         </w:rPr>
-        <w:t>GateBreak may request corrections for missing sections, incomplete author data, missing declarations, unclear references, inconsistent tables or figures, formatting problems, policy conflicts, or legal/ethical concerns.</w:t>
+        <w:t>GateBreakOpen may request corrections for missing sections, incomplete author data, missing declarations, unclear references, inconsistent tables or figures, formatting problems, policy conflicts, or legal/ethical concerns.</w:t>
       </w:r>
     </w:p>
     <w:p>
@@ -2899,7 +2899,7 @@
         <w:rPr>
           <w:sz w:val="19"/>
         </w:rPr>
-        <w:t>GateBreak may decline to publish material that cannot be brought into basic formal, legal, ethical, technical, or policy compliance.</w:t>
+        <w:t>GateBreakOpen may decline to publish material that cannot be brought into basic formal, legal, ethical, technical, or policy compliance.</w:t>
       </w:r>
     </w:p>
     <w:p>
@@ -2920,7 +2920,7 @@
         <w:rPr>
           <w:sz w:val="19"/>
         </w:rPr>
-        <w:t>GateBreak may receive voluntary and unpaid support from contributors for reference checks, guideline checklist checks, language checks, formatting consistency, file organization, declaration checks, table and figure checks, and basic editorial QA.</w:t>
+        <w:t>GateBreakOpen may receive voluntary and unpaid support from contributors for reference checks, guideline checklist checks, language checks, formatting consistency, file organization, declaration checks, table and figure checks, and basic editorial QA.</w:t>
       </w:r>
     </w:p>
     <w:p>
@@ -2956,7 +2956,7 @@
         <w:rPr>
           <w:sz w:val="19"/>
         </w:rPr>
-        <w:t>GateBreak may stop using support from any contributor when conduct, reliability, confidentiality, impartiality, or policy compliance is inadequate.</w:t>
+        <w:t>GateBreakOpen may stop using support from any contributor when conduct, reliability, confidentiality, impartiality, or policy compliance is inadequate.</w:t>
       </w:r>
     </w:p>
     <w:p>
@@ -2977,7 +2977,7 @@
         <w:rPr>
           <w:sz w:val="19"/>
         </w:rPr>
-        <w:t>GateBreak may use AI-assisted workflows and chatbot-workflows for drafting support, formatting support, code support, site support, document organization, language support, and operational assistance.</w:t>
+        <w:t>GateBreakOpen may use AI-assisted workflows and chatbot-workflows for drafting support, formatting support, code support, site support, document organization, language support, and operational assistance.</w:t>
       </w:r>
     </w:p>
     <w:p>
@@ -3013,7 +3013,7 @@
         <w:rPr>
           <w:sz w:val="19"/>
         </w:rPr>
-        <w:t>GateBreak may request clarification of AI use and may reject or remove content where AI use creates serious accuracy, fabrication, plagiarism, copyright, privacy, legal, or ethical concerns.</w:t>
+        <w:t>GateBreakOpen may request clarification of AI use and may reject or remove content where AI use creates serious accuracy, fabrication, plagiarism, copyright, privacy, legal, or ethical concerns.</w:t>
       </w:r>
     </w:p>
     <w:p>
@@ -3046,7 +3046,7 @@
         <w:rPr>
           <w:sz w:val="19"/>
         </w:rPr>
-        <w:t>GateBreak may check reference formatting, consistency, completeness, and obvious problems, but does not guarantee that every reference is real, sufficient, correctly interpreted, or scientifically appropriate.</w:t>
+        <w:t>GateBreakOpen may check reference formatting, consistency, completeness, and obvious problems, but does not guarantee that every reference is real, sufficient, correctly interpreted, or scientifically appropriate.</w:t>
       </w:r>
     </w:p>
     <w:p>
@@ -3058,7 +3058,7 @@
         <w:rPr>
           <w:sz w:val="19"/>
         </w:rPr>
-        <w:t>GateBreak does not engage in citation manipulation and does not require citation of GateBreak, its founder, its contributors, or any specific third party as a condition of publication.</w:t>
+        <w:t>GateBreakOpen does not engage in citation manipulation and does not require citation of GateBreakOpen, its founder, its contributors, or any specific third party as a condition of publication.</w:t>
       </w:r>
     </w:p>
     <w:p>
@@ -3103,7 +3103,7 @@
         <w:rPr>
           <w:sz w:val="19"/>
         </w:rPr>
-        <w:t>GateBreak may adjust layout, sizing, placement, numbering consistency, and basic caption formatting, but does not assume responsibility for the content or scientific meaning of visuals.</w:t>
+        <w:t>GateBreakOpen may adjust layout, sizing, placement, numbering consistency, and basic caption formatting, but does not assume responsibility for the content or scientific meaning of visuals.</w:t>
       </w:r>
     </w:p>
     <w:p>
@@ -3115,7 +3115,7 @@
         <w:rPr>
           <w:sz w:val="19"/>
         </w:rPr>
-        <w:t>GateBreak may reject or remove visual materials that are unlawful, misleading, unlicensed, privacy-invasive, discriminatory, unsafe, or inconsistent with policy.</w:t>
+        <w:t>GateBreakOpen may reject or remove visual materials that are unlawful, misleading, unlicensed, privacy-invasive, discriminatory, unsafe, or inconsistent with policy.</w:t>
       </w:r>
     </w:p>
     <w:p>
@@ -3136,7 +3136,7 @@
         <w:rPr>
           <w:sz w:val="19"/>
         </w:rPr>
-        <w:t>Unless otherwise stated on the publication page, GateBreak uses the Creative Commons Attribution-NonCommercial-NoDerivatives 4.0 International license.</w:t>
+        <w:t>Unless otherwise stated on the publication page, GateBreakOpen uses the Creative Commons Attribution-NonCommercial-NoDerivatives 4.0 International license.</w:t>
       </w:r>
     </w:p>
     <w:p>
@@ -3172,7 +3172,7 @@
         <w:rPr>
           <w:sz w:val="19"/>
         </w:rPr>
-        <w:t>GateBreak may display license information on the article page, PDF, archive, and metadata.</w:t>
+        <w:t>GateBreakOpen may display license information on the article page, PDF, archive, and metadata.</w:t>
       </w:r>
     </w:p>
     <w:p>
@@ -3193,7 +3193,7 @@
         <w:rPr>
           <w:sz w:val="19"/>
         </w:rPr>
-        <w:t>GateBreak does not assign DOI identifiers.</w:t>
+        <w:t>GateBreakOpen does not assign DOI identifiers.</w:t>
       </w:r>
     </w:p>
     <w:p>
@@ -3205,7 +3205,7 @@
         <w:rPr>
           <w:sz w:val="19"/>
         </w:rPr>
-        <w:t>GateBreak may assign an ARK or internal GateBreak identifier to published works when technically and organizationally available.</w:t>
+        <w:t>GateBreakOpen may assign an ARK or internal GateBreakOpen identifier to published works when technically and organizationally available.</w:t>
       </w:r>
     </w:p>
     <w:p>
@@ -3217,7 +3217,7 @@
         <w:rPr>
           <w:sz w:val="19"/>
         </w:rPr>
-        <w:t>GateBreak ARKs or identifiers are intended to support transparent article identification, archive organization, and stable landing pages.</w:t>
+        <w:t>GateBreakOpen ARKs or identifiers are intended to support transparent article identification, archive organization, and stable landing pages.</w:t>
       </w:r>
     </w:p>
     <w:p>
@@ -3229,7 +3229,7 @@
         <w:rPr>
           <w:sz w:val="19"/>
         </w:rPr>
-        <w:t>If a file is corrected, replaced, suspended, or removed, GateBreak may keep a landing page or record notice where possible for transparency and persistence.</w:t>
+        <w:t>If a file is corrected, replaced, suspended, or removed, GateBreakOpen may keep a landing page or record notice where possible for transparency and persistence.</w:t>
       </w:r>
     </w:p>
     <w:p>
@@ -3241,7 +3241,7 @@
         <w:rPr>
           <w:sz w:val="19"/>
         </w:rPr>
-        <w:t>GateBreak does not guarantee that identifiers will provide the same functions, indexing status, or recognition as DOI identifiers.</w:t>
+        <w:t>GateBreakOpen does not guarantee that identifiers will provide the same functions, indexing status, or recognition as DOI identifiers.</w:t>
       </w:r>
     </w:p>
     <w:p>
@@ -3262,7 +3262,7 @@
         <w:rPr>
           <w:sz w:val="19"/>
         </w:rPr>
-        <w:t>GateBreak may publish eligible content after formal, technical, legal, ethical, and policy checks.</w:t>
+        <w:t>GateBreakOpen may publish eligible content after formal, technical, legal, ethical, and policy checks.</w:t>
       </w:r>
     </w:p>
     <w:p>
@@ -3274,7 +3274,7 @@
         <w:rPr>
           <w:sz w:val="19"/>
         </w:rPr>
-        <w:t>GateBreak may request correction before or after publication.</w:t>
+        <w:t>GateBreakOpen may request correction before or after publication.</w:t>
       </w:r>
     </w:p>
     <w:p>
@@ -3286,7 +3286,7 @@
         <w:rPr>
           <w:sz w:val="19"/>
         </w:rPr>
-        <w:t>GateBreak may add notices, corrections, updates, editorial notes, suspension notices, or removal notices when appropriate.</w:t>
+        <w:t>GateBreakOpen may add notices, corrections, updates, editorial notes, suspension notices, or removal notices when appropriate.</w:t>
       </w:r>
     </w:p>
     <w:p>
@@ -3298,7 +3298,7 @@
         <w:rPr>
           <w:sz w:val="19"/>
         </w:rPr>
-        <w:t>GateBreak may suspend access, remove files, or decline publication if serious issues are detected, including copyright infringement, privacy violations, plagiarism, fabricated or manipulated material, unlawful content, prohibited content, unclear authorship, deceptive submission, or policy violations.</w:t>
+        <w:t>GateBreakOpen may suspend access, remove files, or decline publication if serious issues are detected, including copyright infringement, privacy violations, plagiarism, fabricated or manipulated material, unlawful content, prohibited content, unclear authorship, deceptive submission, or policy violations.</w:t>
       </w:r>
     </w:p>
     <w:p>
@@ -3331,7 +3331,7 @@
         <w:rPr>
           <w:sz w:val="19"/>
         </w:rPr>
-        <w:t>Reports and removal requests should be sent to fbogalli86@gmail.com with the subject line GateBreak Report / Removal Request.</w:t>
+        <w:t>Reports and removal requests should be sent to submission@gatebreakopen.org with the subject line GateBreakOpen Report / Removal Request.</w:t>
       </w:r>
     </w:p>
     <w:p>
@@ -3355,7 +3355,7 @@
         <w:rPr>
           <w:sz w:val="19"/>
         </w:rPr>
-        <w:t>GateBreak may review the report, contact the author, request clarification, temporarily suspend access, add a notice, request correction, remove content, preserve records, or reject abusive, unfounded, unclear, or bad-faith reports.</w:t>
+        <w:t>GateBreakOpen may review the report, contact the author, request clarification, temporarily suspend access, add a notice, request correction, remove content, preserve records, or reject abusive, unfounded, unclear, or bad-faith reports.</w:t>
       </w:r>
     </w:p>
     <w:p>
@@ -3367,7 +3367,7 @@
         <w:rPr>
           <w:sz w:val="19"/>
         </w:rPr>
-        <w:t>GateBreak may prioritize reports involving copyright, privacy, child safety, serious unlawful content, defamation, fabricated data, dangerous content, terrorism-related content, extremist propaganda, discrimination, or other serious harm.</w:t>
+        <w:t>GateBreakOpen may prioritize reports involving copyright, privacy, child safety, serious unlawful content, defamation, fabricated data, dangerous content, terrorism-related content, extremist propaganda, discrimination, or other serious harm.</w:t>
       </w:r>
     </w:p>
     <w:p>
@@ -3388,7 +3388,7 @@
         <w:rPr>
           <w:sz w:val="19"/>
         </w:rPr>
-        <w:t>GateBreak does not accept unlawful, discriminatory, defamatory, extremist, violent, exploitative, abusive, or unsafe content.</w:t>
+        <w:t>GateBreakOpen does not accept unlawful, discriminatory, defamatory, extremist, violent, exploitative, abusive, or unsafe content.</w:t>
       </w:r>
     </w:p>
     <w:p>
@@ -3400,7 +3400,7 @@
         <w:rPr>
           <w:sz w:val="19"/>
         </w:rPr>
-        <w:t>GateBreak may reject, suspend, remove, preserve evidence of, or report content involving racism, discrimination, denigration, religious proselytism, pedophilia, child sexual abuse material, terrorism-related content, incitement to violence, extremist propaganda, unlawful instructions, privacy violations, doxxing, copyright infringement, fabricated identity, fraudulent claims, or intentionally deceptive submission materials.</w:t>
+        <w:t>GateBreakOpen may reject, suspend, remove, preserve evidence of, or report content involving racism, discrimination, denigration, religious proselytism, pedophilia, child sexual abuse material, terrorism-related content, incitement to violence, extremist propaganda, unlawful instructions, privacy violations, doxxing, copyright infringement, fabricated identity, fraudulent claims, or intentionally deceptive submission materials.</w:t>
       </w:r>
     </w:p>
     <w:p>
@@ -3412,7 +3412,7 @@
         <w:rPr>
           <w:sz w:val="19"/>
         </w:rPr>
-        <w:t>GateBreak may act before or after publication if serious content concerns are detected.</w:t>
+        <w:t>GateBreakOpen may act before or after publication if serious content concerns are detected.</w:t>
       </w:r>
     </w:p>
     <w:p>
@@ -3433,7 +3433,7 @@
         <w:rPr>
           <w:sz w:val="19"/>
         </w:rPr>
-        <w:t>GateBreak processes only the personal data necessary for submission, correspondence, publication, documentation, policy acceptance, article metadata, reporting, correction, suspension, removal, and archive management.</w:t>
+        <w:t>GateBreakOpen processes only the personal data necessary for submission, correspondence, publication, documentation, policy acceptance, article metadata, reporting, correction, suspension, removal, and archive management.</w:t>
       </w:r>
     </w:p>
     <w:p>
@@ -3457,7 +3457,7 @@
         <w:rPr>
           <w:sz w:val="19"/>
         </w:rPr>
-        <w:t>Authors may contact GateBreak for privacy-related requests at fbogalli86@gmail.com.</w:t>
+        <w:t>Authors may contact GateBreakOpen for privacy-related requests at submission@gatebreakopen.org.</w:t>
       </w:r>
     </w:p>
     <w:p>
@@ -3490,7 +3490,7 @@
         <w:rPr>
           <w:sz w:val="19"/>
         </w:rPr>
-        <w:t>GateBreak may maintain public pages for Home, Submission, Type of Articles, Areas, Archives, Policies, Contacts, Reports, NO DOI, No APC, No Manipulation, No Favoritism, and No Peer Review.</w:t>
+        <w:t>GateBreakOpen may maintain public pages for Home, Submission, Type of Articles, Areas, Archives, Policies, Contacts, Reports, NO DOI, No APC, No Manipulation, No Favoritism, and No Peer Review.</w:t>
       </w:r>
     </w:p>
     <w:p>
@@ -3502,7 +3502,7 @@
         <w:rPr>
           <w:sz w:val="19"/>
         </w:rPr>
-        <w:t>GateBreak archives may list published works with metadata, identifiers, publication dates, article types, areas, and PDF or landing-page links.</w:t>
+        <w:t>GateBreakOpen archives may list published works with metadata, identifiers, publication dates, article types, areas, and PDF or landing-page links.</w:t>
       </w:r>
     </w:p>
     <w:p>
@@ -3514,7 +3514,7 @@
         <w:rPr>
           <w:sz w:val="19"/>
         </w:rPr>
-        <w:t>GateBreak may be hosted with GitHub Pages or another technical hosting provider. Hosting does not imply endorsement, sponsorship, editorial involvement, peer review, or responsibility by the hosting provider.</w:t>
+        <w:t>GateBreakOpen may be hosted with GitHub Pages or another technical hosting provider. Hosting does not imply endorsement, sponsorship, editorial involvement, peer review, or responsibility by the hosting provider.</w:t>
       </w:r>
     </w:p>
     <w:p>
@@ -3526,7 +3526,7 @@
         <w:rPr>
           <w:sz w:val="19"/>
         </w:rPr>
-        <w:t>GateBreak may modify its website structure, archive display, forms, templates, and procedures over time while preserving the essential policy commitments stated in this form.</w:t>
+        <w:t>GateBreakOpen may modify its website structure, archive display, forms, templates, and procedures over time while preserving the essential policy commitments stated in this form.</w:t>
       </w:r>
     </w:p>
     <w:p>
@@ -3547,7 +3547,7 @@
         <w:rPr>
           <w:sz w:val="19"/>
         </w:rPr>
-        <w:t>GateBreak does not guarantee indexing, DOI assignment, citation count, academic recognition, institutional acceptance, search-engine ranking, repository inclusion, database inclusion, impact metrics, career value, or legal/academic acceptance by third parties.</w:t>
+        <w:t>GateBreakOpen does not guarantee indexing, DOI assignment, citation count, academic recognition, institutional acceptance, search-engine ranking, repository inclusion, database inclusion, impact metrics, career value, or legal/academic acceptance by third parties.</w:t>
       </w:r>
     </w:p>
     <w:p>
@@ -3559,7 +3559,7 @@
         <w:rPr>
           <w:sz w:val="19"/>
         </w:rPr>
-        <w:t>GateBreak provides an independent online publication space but gives no warranty of accuracy, scientific validity, methodological quality, legal fitness, fitness for a particular purpose, uninterrupted availability, permanent hosting, or permanent discoverability.</w:t>
+        <w:t>GateBreakOpen provides an independent online publication space but gives no warranty of accuracy, scientific validity, methodological quality, legal fitness, fitness for a particular purpose, uninterrupted availability, permanent hosting, or permanent discoverability.</w:t>
       </w:r>
     </w:p>
     <w:p>
@@ -3571,7 +3571,7 @@
         <w:rPr>
           <w:sz w:val="19"/>
         </w:rPr>
-        <w:t>Readers, authors, institutions, and third parties must evaluate GateBreak publications independently and must not treat publication as peer-reviewed validation.</w:t>
+        <w:t>Readers, authors, institutions, and third parties must evaluate GateBreakOpen publications independently and must not treat publication as peer-reviewed validation.</w:t>
       </w:r>
     </w:p>
     <w:p>
@@ -3592,7 +3592,7 @@
         <w:rPr>
           <w:sz w:val="19"/>
         </w:rPr>
-        <w:t>GateBreak policies, forms, templates, and website pages may be updated to improve clarity, legal/ethical safeguards, technical quality, transparency, or operational consistency.</w:t>
+        <w:t>GateBreakOpen policies, forms, templates, and website pages may be updated to improve clarity, legal/ethical safeguards, technical quality, transparency, or operational consistency.</w:t>
       </w:r>
     </w:p>
     <w:p>
@@ -3604,7 +3604,7 @@
         <w:rPr>
           <w:sz w:val="19"/>
         </w:rPr>
-        <w:t>For each submission, the author accepts the policy text contained in the form signed for that submission and any later corrections or safety/legal actions needed under GateBreak policies.</w:t>
+        <w:t>For each submission, the author accepts the policy text contained in the form signed for that submission and any later corrections or safety/legal actions needed under GateBreakOpen policies.</w:t>
       </w:r>
     </w:p>
     <w:p>
@@ -3643,7 +3643,7 @@
           <w:i/>
           <w:sz w:val="18"/>
         </w:rPr>
-        <w:t>This section reproduces the complete policy text currently displayed on the GateBreak POLICIES page. It is included before the final acceptance and signature sections so that the author signs after the complete policy text has been provided inside this form.</w:t>
+        <w:t>This section reproduces the complete policy text currently displayed on the GateBreakOpen POLICIES page. It is included before the final acceptance and signature sections so that the author signs after the complete policy text has been provided inside this form.</w:t>
       </w:r>
     </w:p>
     <w:p>
@@ -3655,7 +3655,7 @@
           <w:b/>
           <w:sz w:val="24"/>
         </w:rPr>
-        <w:t>Website Policies - GateBreak Publication Disclaimer</w:t>
+        <w:t>Website Policies - GateBreakOpen Publication Disclaimer</w:t>
       </w:r>
     </w:p>
     <w:p>
@@ -3666,7 +3666,7 @@
         <w:rPr>
           <w:sz w:val="17"/>
         </w:rPr>
-        <w:t>Nature and Purpose of GateBreak: GateBreak was created as an alternative, zero-cost, online-only publishing circuit open to authors both affiliated and not affiliated with academic institutions, research centers, universities, public organizations, private organizations, or other formal bodies. GateBreak exists exclusively as a digital and online platform. It does not publish, distribute, sell, archive, or circulate printed issues, printed volumes, printed journals, printed books, or any other physical publication format. All materials published through GateBreak are made available only in digital form, through online pages, downloadable files, electronic archives, and related web-based resources. GateBreak is not a peer-reviewed journal and does not perform scientific validation, academic certification, methodological approval, or endorsement of published content.</w:t>
+        <w:t>Nature and Purpose of GateBreakOpen: GateBreakOpen was created as an alternative, zero-cost, online-only publishing circuit open to authors both affiliated and not affiliated with academic institutions, research centers, universities, public organizations, private organizations, or other formal bodies. GateBreakOpen exists exclusively as a digital and online platform. It does not publish, distribute, sell, archive, or circulate printed issues, printed volumes, printed journals, printed books, or any other physical publication format. All materials published through GateBreakOpen are made available only in digital form, through online pages, downloadable files, electronic archives, and related web-based resources. GateBreakOpen is not a peer-reviewed journal and does not perform scientific validation, academic certification, methodological approval, or endorsement of published content.</w:t>
       </w:r>
     </w:p>
     <w:p>
@@ -3677,7 +3677,7 @@
         <w:rPr>
           <w:sz w:val="17"/>
         </w:rPr>
-        <w:t>Articles published on GateBreak are not subject to formal anonymous peer review, evaluation by independent external reviewers, or scientific verification by an editorial board, unless this is expressly stated for specific initiatives, collections, or sections. GateBreak is an AI-assisted and chatbot-workflow-assisted online publishing platform. Artificial intelligence tools, chatbot-based workflows, and digital editorial systems may be used to support basic editorial organization, language review, formatting assistance, reference checking, metadata preparation, consistency checks, and identification of possible formal or bibliographic issues. The use of AI-assisted tools and chatbot workflows does not constitute scientific validation, peer review, methodological audit, factual certification, legal verification, clinical verification, statistical verification, or professional endorsement. Scope of Accepted Content: GateBreak does not accept primary research involving direct testing, experimentation, intervention, observation, or data collection on human participants or animals.</w:t>
+        <w:t>Articles published on GateBreakOpen are not subject to formal anonymous peer review, evaluation by independent external reviewers, or scientific verification by an editorial board, unless this is expressly stated for specific initiatives, collections, or sections. GateBreakOpen is an AI-assisted and chatbot-workflow-assisted online publishing platform. Artificial intelligence tools, chatbot-based workflows, and digital editorial systems may be used to support basic editorial organization, language review, formatting assistance, reference checking, metadata preparation, consistency checks, and identification of possible formal or bibliographic issues. The use of AI-assisted tools and chatbot workflows does not constitute scientific validation, peer review, methodological audit, factual certification, legal verification, clinical verification, statistical verification, or professional endorsement. Scope of Accepted Content: GateBreakOpen does not accept primary research involving direct testing, experimentation, intervention, observation, or data collection on human participants or animals.</w:t>
       </w:r>
     </w:p>
     <w:p>
@@ -3688,7 +3688,7 @@
         <w:rPr>
           <w:sz w:val="17"/>
         </w:rPr>
-        <w:t>GateBreak accepts only secondary research, conceptual work, commentary, theses and dissertations adapted for publication, monographs, books, book chapters, POV articles, open letters, notes, and non-interventional scholarly contributions that do not involve direct testing, experimentation, intervention, or primary data collection from humans or animals.</w:t>
+        <w:t>GateBreakOpen accepts only secondary research, conceptual work, commentary, theses and dissertations adapted for publication, monographs, books, book chapters, POV articles, open letters, notes, and non-interventional scholarly contributions that do not involve direct testing, experimentation, intervention, or primary data collection from humans or animals.</w:t>
       </w:r>
     </w:p>
     <w:p>
@@ -3710,7 +3710,7 @@
         <w:rPr>
           <w:sz w:val="17"/>
         </w:rPr>
-        <w:t>Prohibited Content and Conduct: GateBreak does not accept content that promotes, supports, normalizes, justifies, or disseminates racism, racial hatred, ethnic hatred, xenophobia, discrimination, denigration, harassment, humiliation, defamation, personal attacks, hate speech, extremist propaganda, terrorism, support for terrorist organizations, incitement to violence, threats, intimidation, violent radicalization, unlawful conduct, or harm against individuals, groups, communities, institutions, or protected categories. GateBreak does not accept content intended to promote, impose, recruit for, proselytize, or disseminate religious, ideological, political, extremist, sectarian, or dogmatic beliefs or activities. Discussion, analysis, criticism, historical examination, sociological examination, philosophical examination, educational discussion, or literature-based study of religion, ideology, politics, or social movements may be considered only when presented in a non-proselytizing, non-inciting, non-denigrating, lawful, scholarly, and critical manner.</w:t>
+        <w:t>Prohibited Content and Conduct: GateBreakOpen does not accept content that promotes, supports, normalizes, justifies, or disseminates racism, racial hatred, ethnic hatred, xenophobia, discrimination, denigration, harassment, humiliation, defamation, personal attacks, hate speech, extremist propaganda, terrorism, support for terrorist organizations, incitement to violence, threats, intimidation, violent radicalization, unlawful conduct, or harm against individuals, groups, communities, institutions, or protected categories. GateBreakOpen does not accept content intended to promote, impose, recruit for, proselytize, or disseminate religious, ideological, political, extremist, sectarian, or dogmatic beliefs or activities. Discussion, analysis, criticism, historical examination, sociological examination, philosophical examination, educational discussion, or literature-based study of religion, ideology, politics, or social movements may be considered only when presented in a non-proselytizing, non-inciting, non-denigrating, lawful, scholarly, and critical manner.</w:t>
       </w:r>
     </w:p>
     <w:p>
@@ -3721,7 +3721,7 @@
         <w:rPr>
           <w:sz w:val="17"/>
         </w:rPr>
-        <w:t>GateBreak reserves the right to reject, suspend, remove, or request modification of any article or material that appears to contain racist, discriminatory, defamatory, hateful, extremist, terrorist-related, violent, proselytizing, unlawful, abusive, misleading, manipulative, unethical, or otherwise non-compliant content. Author Responsibility: Each article published on GateBreak remains under the full, exclusive, and direct responsibility of its author or authors. Authors are responsible for the truthfulness, accuracy, completeness, originality, legality, and correctness of the submitted content, including data, sources, methods, results, interpretations, conclusions, opinions, images, tables, figures, citations, and bibliographic references. Publication on GateBreak does not imply that the platform shares, approves, certifies, guarantees, validates, or endorses the statements, data, interpretations, conclusions, or opinions expressed by authors.</w:t>
+        <w:t>GateBreakOpen reserves the right to reject, suspend, remove, or request modification of any article or material that appears to contain racist, discriminatory, defamatory, hateful, extremist, terrorist-related, violent, proselytizing, unlawful, abusive, misleading, manipulative, unethical, or otherwise non-compliant content. Author Responsibility: Each article published on GateBreakOpen remains under the full, exclusive, and direct responsibility of its author or authors. Authors are responsible for the truthfulness, accuracy, completeness, originality, legality, and correctness of the submitted content, including data, sources, methods, results, interpretations, conclusions, opinions, images, tables, figures, citations, and bibliographic references. Publication on GateBreakOpen does not imply that the platform shares, approves, certifies, guarantees, validates, or endorses the statements, data, interpretations, conclusions, or opinions expressed by authors.</w:t>
       </w:r>
     </w:p>
     <w:p>
@@ -3732,7 +3732,7 @@
         <w:rPr>
           <w:sz w:val="17"/>
         </w:rPr>
-        <w:t>GateBreak is not responsible for the conduct of authors before, during, or after publication, including misconduct, false statements, omissions, ethical violations, undeclared conflicts of interest, copyright violations, misuse of data, manipulation of results, plagiarism, content duplication, misappropriation of third-party material, or dissemination of inaccurate, incomplete, misleading, or unverifiable information. Copyright, Third-Party Rights, and Permissions: Authors are solely responsible for ensuring that submitted materials do not infringe copyright, licenses, trademarks, privacy rights, database rights, confidentiality obligations, contractual obligations, or any other third-party rights. By submitting a manuscript, authors confirm that they have the legal right to submit, publish, and distribute all content included in the article, including text, figures, tables, images, graphs, datasets, screenshots, quotations, adapted material, translated material, and any other third-party content.</w:t>
+        <w:t>GateBreakOpen is not responsible for the conduct of authors before, during, or after publication, including misconduct, false statements, omissions, ethical violations, undeclared conflicts of interest, copyright violations, misuse of data, manipulation of results, plagiarism, content duplication, misappropriation of third-party material, or dissemination of inaccurate, incomplete, misleading, or unverifiable information. Copyright, Third-Party Rights, and Permissions: Authors are solely responsible for ensuring that submitted materials do not infringe copyright, licenses, trademarks, privacy rights, database rights, confidentiality obligations, contractual obligations, or any other third-party rights. By submitting a manuscript, authors confirm that they have the legal right to submit, publish, and distribute all content included in the article, including text, figures, tables, images, graphs, datasets, screenshots, quotations, adapted material, translated material, and any other third-party content.</w:t>
       </w:r>
     </w:p>
     <w:p>
@@ -3743,7 +3743,7 @@
         <w:rPr>
           <w:sz w:val="17"/>
         </w:rPr>
-        <w:t>GateBreak is not responsible for copyright infringement, unauthorized reuse, licensing violations, or intellectual property disputes arising from author-submitted content. Ethics, Consent, and Privacy: Authors are responsible for obtaining all required ethical approvals, permissions, informed consent, institutional authorizations, and privacy-compliance documentation where applicable. Authors must not submit personal, sensitive, confidential, clinical, legal, financial, biometric, genetic, psychological, educational, or otherwise identifiable information unless they have the legal right and documented consent to disclose it. GateBreak does not request, publish, or create author badges, professional photographs, or Curriculum Vitae as part of the standard submission and publication process. Use of AI by Authors: Authors are responsible for declaring any substantial use of AI tools, chatbot systems, automated writing tools, language models, reference-generation tools, data-analysis tools, image-generation tools, or other automated systems in the preparation of their manuscript.</w:t>
+        <w:t>GateBreakOpen is not responsible for copyright infringement, unauthorized reuse, licensing violations, or intellectual property disputes arising from author-submitted content. Ethics, Consent, and Privacy: Authors are responsible for obtaining all required ethical approvals, permissions, informed consent, institutional authorizations, and privacy-compliance documentation where applicable. Authors must not submit personal, sensitive, confidential, clinical, legal, financial, biometric, genetic, psychological, educational, or otherwise identifiable information unless they have the legal right and documented consent to disclose it. GateBreakOpen does not request, publish, or create author badges, professional photographs, or Curriculum Vitae as part of the standard submission and publication process. Use of AI by Authors: Authors are responsible for declaring any substantial use of AI tools, chatbot systems, automated writing tools, language models, reference-generation tools, data-analysis tools, image-generation tools, or other automated systems in the preparation of their manuscript.</w:t>
       </w:r>
     </w:p>
     <w:p>
@@ -3754,7 +3754,7 @@
         <w:rPr>
           <w:sz w:val="17"/>
         </w:rPr>
-        <w:t>Authors remain fully responsible for all AI-generated, AI-assisted, AI-edited, or AI-suggested content included in their submission. The use of AI tools does not reduce or transfer author responsibility. Reference Checking Disclaimer: Reference checking performed by GateBreak, even when supported by digital tools, artificial intelligence systems, or chatbot workflows, is limited in nature and does not guarantee that all sources are real, complete, updated, correctly interpreted, relevant, or sufficient to support the claims made in the article. Authors remain fully responsible for the existence, accuracy, and proper use of every source, citation, bibliographic detail, link, DOI, PMID, URL, ISBN, ISSN, archive record, dataset, legal document, report, or other information included in their work.</w:t>
+        <w:t>Authors remain fully responsible for all AI-generated, AI-assisted, AI-edited, or AI-suggested content included in their submission. The use of AI tools does not reduce or transfer author responsibility. Reference Checking Disclaimer: Reference checking performed by GateBreakOpen, even when supported by digital tools, artificial intelligence systems, or chatbot workflows, is limited in nature and does not guarantee that all sources are real, complete, updated, correctly interpreted, relevant, or sufficient to support the claims made in the article. Authors remain fully responsible for the existence, accuracy, and proper use of every source, citation, bibliographic detail, link, DOI, PMID, URL, ISBN, ISSN, archive record, dataset, legal document, report, or other information included in their work.</w:t>
       </w:r>
     </w:p>
     <w:p>
@@ -3765,7 +3765,7 @@
         <w:rPr>
           <w:sz w:val="17"/>
         </w:rPr>
-        <w:t>Social Network and Digital Article Sharing: By submitting and signing the required authorization form, the author authorizes GateBreak to share, promote, and disseminate the published article on social networks and digital channels, including Instagram, LinkedIn, X, Facebook, and other online platforms or communication channels. GateBreak may share the article title, article link, article metadata, abstract excerpts, keywords, author name or author names, and publication-related information for online communication and dissemination of the published article. This authorization concerns dissemination of the published article and related article information. GateBreak does not request, publish, or create author badges, professional photographs, or Curriculum Vitae as part of the standard publication process. No Professional Advice: Content published on GateBreak is provided for informational, cultural, professional, educational, academic, or discussion purposes only.</w:t>
+        <w:t>Social Network and Digital Article Sharing: By submitting and signing the required authorization form, the author authorizes GateBreakOpen to share, promote, and disseminate the published article on social networks and digital channels, including Instagram, LinkedIn, X, Facebook, and other online platforms or communication channels. GateBreakOpen may share the article title, article link, article metadata, abstract excerpts, keywords, author name or author names, and publication-related information for online communication and dissemination of the published article. This authorization concerns dissemination of the published article and related article information. GateBreakOpen does not request, publish, or create author badges, professional photographs, or Curriculum Vitae as part of the standard publication process. No Professional Advice: Content published on GateBreakOpen is provided for informational, cultural, professional, educational, academic, or discussion purposes only.</w:t>
       </w:r>
     </w:p>
     <w:p>
@@ -3776,7 +3776,7 @@
         <w:rPr>
           <w:sz w:val="17"/>
         </w:rPr>
-        <w:t>It does not constitute medical, legal, financial, psychological, clinical, technical, or professional advice, unless such responsibility is expressly assumed by the author under applicable law. Readers are encouraged to critically evaluate each article, independently verify sources, consider the limitations declared by authors, and avoid using published content as the sole basis for scientific, clinical, legal, financial, professional, or personal decisions. No Obligation to Publish: Submission to GateBreak does not create any right to publication. GateBreak reserves the right to reject, suspend, delay, decline, remove, or refuse any contribution at its sole discretion. Limitation of Liability: GateBreak disclaims all liability for damages, losses, consequences, claims, disputes, incorrect decisions, reputational harm, professional harm, economic harm, legal harm, or any other harm arising directly or indirectly from the publication, consultation, interpretation, dissemination, citation, application, or misuse of content published by authors.</w:t>
+        <w:t>It does not constitute medical, legal, financial, psychological, clinical, technical, or professional advice, unless such responsibility is expressly assumed by the author under applicable law. Readers are encouraged to critically evaluate each article, independently verify sources, consider the limitations declared by authors, and avoid using published content as the sole basis for scientific, clinical, legal, financial, professional, or personal decisions. No Obligation to Publish: Submission to GateBreakOpen does not create any right to publication. GateBreakOpen reserves the right to reject, suspend, delay, decline, remove, or refuse any contribution at its sole discretion. Limitation of Liability: GateBreakOpen disclaims all liability for damages, losses, consequences, claims, disputes, incorrect decisions, reputational harm, professional harm, economic harm, legal harm, or any other harm arising directly or indirectly from the publication, consultation, interpretation, dissemination, citation, application, or misuse of content published by authors.</w:t>
       </w:r>
     </w:p>
     <w:p>
@@ -3787,7 +3787,7 @@
         <w:rPr>
           <w:sz w:val="17"/>
         </w:rPr>
-        <w:t>Acceptance and online publication of an article on GateBreak do not transfer to the platform any legal, scientific, ethical, methodological, or professional responsibility for the content. Such responsibility remains entirely with the author or authors. No APC, No Manipulation, and No Favoritism: GateBreak is a totally independent project, without economic, financial, structural, institutional, commercial, corporate, political, religious, or organizational support from third parties. GateBreak is totally free for authors and does not charge Article Processing Charges, submission fees, publication fees, editorial handling fees, formatting fees, archiving fees, or social-sharing fees. GateBreak applies the Creative Commons Attribution-NonCommercial-NoDerivatives 4.0 International license where indicated as CC BY-NC-ND 4.0, allowing sharing with attribution, for non-commercial purposes, and without distributing derivative or modified versions.</w:t>
+        <w:t>Acceptance and online publication of an article on GateBreakOpen do not transfer to the platform any legal, scientific, ethical, methodological, or professional responsibility for the content. Such responsibility remains entirely with the author or authors. No APC, No Manipulation, and No Favoritism: GateBreakOpen is a totally independent project, without economic, financial, structural, institutional, commercial, corporate, political, religious, or organizational support from third parties. GateBreakOpen is totally free for authors and does not charge Article Processing Charges, submission fees, publication fees, editorial handling fees, formatting fees, archiving fees, or social-sharing fees. GateBreakOpen applies the Creative Commons Attribution-NonCommercial-NoDerivatives 4.0 International license where indicated as CC BY-NC-ND 4.0, allowing sharing with attribution, for non-commercial purposes, and without distributing derivative or modified versions.</w:t>
       </w:r>
     </w:p>
     <w:p>
@@ -3798,7 +3798,7 @@
         <w:rPr>
           <w:sz w:val="17"/>
         </w:rPr>
-        <w:t>GateBreak will never require authors to insert articles by other authors into the references, will not use publication to promote citation favoritism, and will not request ad-hoc manuscript modifications to favor third parties, institutions, authors, groups, companies, organizations, ideologies, or external interests. References, Tables, and Figures: GateBreak may convert the author's reference list into the required standard format, but the author must provide a complete reference list and ensure that all references are already cited within the text. Tables and figures must be submitted separately from the main text file, clearly numbered, indicated in the text, and accompanied by a description of what each table or figure represents. GateBreak may insert tables and figures in numerical order before the References section, but the author remains fully responsible for their accuracy, originality, legality, copyright compliance, and correct interpretation.</w:t>
+        <w:t>GateBreakOpen will never require authors to insert articles by other authors into the references, will not use publication to promote citation favoritism, and will not request ad-hoc manuscript modifications to favor third parties, institutions, authors, groups, companies, organizations, ideologies, or external interests. References, Tables, and Figures: GateBreakOpen may convert the author's reference list into the required standard format, but the author must provide a complete reference list and ensure that all references are already cited within the text. Tables and figures must be submitted separately from the main text file, clearly numbered, indicated in the text, and accompanied by a description of what each table or figure represents. GateBreakOpen may insert tables and figures in numerical order before the References section, but the author remains fully responsible for their accuracy, originality, legality, copyright compliance, and correct interpretation.</w:t>
       </w:r>
     </w:p>
     <w:p>
@@ -3809,7 +3809,7 @@
         <w:rPr>
           <w:sz w:val="17"/>
         </w:rPr>
-        <w:t>No Manipulation means that GateBreak will not impose forced references, citation manipulation, artificial visibility, or ad-hoc content changes designed to manipulate the author's work or benefit third parties. No Favoritism means that GateBreak does not provide preferential treatment to authors, institutions, sponsors, funders, companies, organizations, ideologies, or external interests. No Peer Review: GateBreak does not perform peer review. GateBreak may perform checklist-based quality assurance related to form, format, language, references, editorial guidelines, declarations, tables, figures, file organization, and basic consistency. These checks do not constitute scientific validation, methodological approval, academic certification, expert endorsement, peer-review reports, reviewer recommendations, or judgment on the author's independent ideas, interpretations, conclusions, theoretical position, or intellectual perspective.</w:t>
+        <w:t>No Manipulation means that GateBreakOpen will not impose forced references, citation manipulation, artificial visibility, or ad-hoc content changes designed to manipulate the author's work or benefit third parties. No Favoritism means that GateBreakOpen does not provide preferential treatment to authors, institutions, sponsors, funders, companies, organizations, ideologies, or external interests. No Peer Review: GateBreakOpen does not perform peer review. GateBreakOpen may perform checklist-based quality assurance related to form, format, language, references, editorial guidelines, declarations, tables, figures, file organization, and basic consistency. These checks do not constitute scientific validation, methodological approval, academic certification, expert endorsement, peer-review reports, reviewer recommendations, or judgment on the author's independent ideas, interpretations, conclusions, theoretical position, or intellectual perspective.</w:t>
       </w:r>
     </w:p>
     <w:p>
@@ -3820,7 +3820,7 @@
         <w:rPr>
           <w:sz w:val="17"/>
         </w:rPr>
-        <w:t>Support Contributors: GateBreak may receive voluntary and unpaid support for reference checks, guideline checklist checks, language checks, formatting consistency, and basic editorial QA. Such support does not constitute peer review, scientific validation, methodological approval, academic certification, editorial endorsement, acceptance recommendation, rejection recommendation, or judgment on the author's independent ideas, interpretations, conclusions, theoretical position, or intellectual perspective.</w:t>
+        <w:t>Support Contributors: GateBreakOpen may receive voluntary and unpaid support for reference checks, guideline checklist checks, language checks, formatting consistency, and basic editorial QA. Such support does not constitute peer review, scientific validation, methodological approval, academic certification, editorial endorsement, acceptance recommendation, rejection recommendation, or judgment on the author's independent ideas, interpretations, conclusions, theoretical position, or intellectual perspective.</w:t>
       </w:r>
     </w:p>
     <w:p>
@@ -3843,7 +3843,7 @@
         <w:rPr>
           <w:sz w:val="17"/>
         </w:rPr>
-        <w:t>GateBreak does not assign DOI identifiers. GateBreak assigns ARK identifiers to eligible publications, using a stable, chronological, and non-reusable identifier structure. ARK identifiers are used to support persistence without implying peer review, scientific validation, academic certification, or DOI-based journal status.</w:t>
+        <w:t>GateBreakOpen does not assign DOI identifiers. GateBreakOpen assigns ARK identifiers to eligible publications, using a stable, chronological, and non-reusable identifier structure. ARK identifiers are used to support persistence without implying peer review, scientific validation, academic certification, or DOI-based journal status.</w:t>
       </w:r>
     </w:p>
     <w:p>
@@ -3885,7 +3885,7 @@
         <w:rPr>
           <w:sz w:val="19"/>
         </w:rPr>
-        <w:t>I have read and understood the complete GateBreak policy included in Part J of this form.</w:t>
+        <w:t>I have read and understood the complete GateBreakOpen policy included in Part J of this form.</w:t>
       </w:r>
     </w:p>
     <w:p>
@@ -3902,7 +3902,7 @@
         <w:rPr>
           <w:sz w:val="19"/>
         </w:rPr>
-        <w:t>I accept GateBreak's online-only and zero-cost model.</w:t>
+        <w:t>I accept GateBreakOpen's online-only and zero-cost model.</w:t>
       </w:r>
     </w:p>
     <w:p>
@@ -3919,7 +3919,7 @@
         <w:rPr>
           <w:sz w:val="19"/>
         </w:rPr>
-        <w:t>I accept GateBreak's No APC policy.</w:t>
+        <w:t>I accept GateBreakOpen's No APC policy.</w:t>
       </w:r>
     </w:p>
     <w:p>
@@ -3936,7 +3936,7 @@
         <w:rPr>
           <w:sz w:val="19"/>
         </w:rPr>
-        <w:t>I accept GateBreak's No Manipulation policy.</w:t>
+        <w:t>I accept GateBreakOpen's No Manipulation policy.</w:t>
       </w:r>
     </w:p>
     <w:p>
@@ -3953,7 +3953,7 @@
         <w:rPr>
           <w:sz w:val="19"/>
         </w:rPr>
-        <w:t>I accept GateBreak's No Favoritism policy.</w:t>
+        <w:t>I accept GateBreakOpen's No Favoritism policy.</w:t>
       </w:r>
     </w:p>
     <w:p>
@@ -3970,7 +3970,7 @@
         <w:rPr>
           <w:sz w:val="19"/>
         </w:rPr>
-        <w:t>I understand and accept that GateBreak does not perform peer review.</w:t>
+        <w:t>I understand and accept that GateBreakOpen does not perform peer review.</w:t>
       </w:r>
     </w:p>
     <w:p>
@@ -3987,7 +3987,7 @@
         <w:rPr>
           <w:sz w:val="19"/>
         </w:rPr>
-        <w:t>I understand and accept that GateBreak may perform only formal, language, reference, guideline, policy, and format QA.</w:t>
+        <w:t>I understand and accept that GateBreakOpen may perform only formal, language, reference, guideline, policy, and format QA.</w:t>
       </w:r>
     </w:p>
     <w:p>
@@ -4004,7 +4004,7 @@
         <w:rPr>
           <w:sz w:val="19"/>
         </w:rPr>
-        <w:t>I accept GateBreak's author responsibility rules.</w:t>
+        <w:t>I accept GateBreakOpen's author responsibility rules.</w:t>
       </w:r>
     </w:p>
     <w:p>
@@ -4021,7 +4021,7 @@
         <w:rPr>
           <w:sz w:val="19"/>
         </w:rPr>
-        <w:t>I accept GateBreak's privacy and personal data processing conditions.</w:t>
+        <w:t>I accept GateBreakOpen's privacy and personal data processing conditions.</w:t>
       </w:r>
     </w:p>
     <w:p>
@@ -4038,7 +4038,7 @@
         <w:rPr>
           <w:sz w:val="19"/>
         </w:rPr>
-        <w:t>I accept GateBreak's prohibited content rules.</w:t>
+        <w:t>I accept GateBreakOpen's prohibited content rules.</w:t>
       </w:r>
     </w:p>
     <w:p>
@@ -4055,7 +4055,7 @@
         <w:rPr>
           <w:sz w:val="19"/>
         </w:rPr>
-        <w:t>I accept GateBreak's reporting, correction, suspension, and removal policy.</w:t>
+        <w:t>I accept GateBreakOpen's reporting, correction, suspension, and removal policy.</w:t>
       </w:r>
     </w:p>
     <w:p>
@@ -4072,7 +4072,7 @@
         <w:rPr>
           <w:sz w:val="19"/>
         </w:rPr>
-        <w:t>I accept GateBreak's NO DOI / ARK or internal identifier policy.</w:t>
+        <w:t>I accept GateBreakOpen's NO DOI / ARK or internal identifier policy.</w:t>
       </w:r>
     </w:p>
     <w:p>
@@ -4293,7 +4293,7 @@
         <w:rPr>
           <w:sz w:val="19"/>
         </w:rPr>
-        <w:t>I specifically accept the complete GateBreak policy text contained in Part J.</w:t>
+        <w:t>I specifically accept the complete GateBreakOpen policy text contained in Part J.</w:t>
       </w:r>
     </w:p>
     <w:p>
@@ -4310,7 +4310,7 @@
         <w:rPr>
           <w:sz w:val="19"/>
         </w:rPr>
-        <w:t>I understand that GateBreak publication is not peer-reviewed, not scientifically validated, and not an endorsement of the work.</w:t>
+        <w:t>I understand that GateBreakOpen publication is not peer-reviewed, not scientifically validated, and not an endorsement of the work.</w:t>
       </w:r>
     </w:p>
     <w:p>
@@ -4327,7 +4327,7 @@
         <w:rPr>
           <w:sz w:val="19"/>
         </w:rPr>
-        <w:t>I understand that GateBreak may reject, correct, suspend, remove, or add notices to content according to the complete policies above.</w:t>
+        <w:t>I understand that GateBreakOpen may reject, correct, suspend, remove, or add notices to content according to the complete policies above.</w:t>
       </w:r>
     </w:p>
     <w:tbl>
@@ -4459,7 +4459,7 @@
           <w:b/>
           <w:i w:val="0"/>
         </w:rPr>
-        <w:t>PART M - SPECIFIC AUTHOR RESPONSIBILITY AND GATEBREAK NON-LIABILITY SIGNATURE</w:t>
+        <w:t>PART M - SPECIFIC AUTHOR RESPONSIBILITY AND GATEBREAKOPEN NON-LIABILITY SIGNATURE</w:t>
       </w:r>
     </w:p>
     <w:p>
@@ -4469,7 +4469,7 @@
           <w:i w:val="0"/>
           <w:sz w:val="20"/>
         </w:rPr>
-        <w:t>This section is a specific, separate, dated and signed acceptance point. By signing below, the author confirms that responsibility for the submitted and published content remains with the author and is not transferred to GateBreak.</w:t>
+        <w:t>This section is a specific, separate, dated and signed acceptance point. By signing below, the author confirms that responsibility for the submitted and published content remains with the author and is not transferred to GateBreakOpen.</w:t>
       </w:r>
     </w:p>
     <w:p>
@@ -4481,7 +4481,7 @@
           <w:b/>
           <w:i w:val="0"/>
         </w:rPr>
-        <w:t>Author Responsibility and GateBreak Non-Liability</w:t>
+        <w:t>Author Responsibility and GateBreakOpen Non-Liability</w:t>
       </w:r>
     </w:p>
     <w:p>
@@ -4509,7 +4509,7 @@
         <w:t xml:space="preserve">☐ </w:t>
       </w:r>
       <w:r>
-        <w:t>I understand and accept that GateBreak is an online-only, zero-cost, AI-assisted, non-peer-reviewed publishing platform.</w:t>
+        <w:t>I understand and accept that GateBreakOpen is an online-only, zero-cost, AI-assisted, non-peer-reviewed publishing platform.</w:t>
       </w:r>
     </w:p>
     <w:p>
@@ -4523,7 +4523,7 @@
         <w:t xml:space="preserve">☐ </w:t>
       </w:r>
       <w:r>
-        <w:t>I understand that GateBreak does not perform peer review, does not provide scientific validation, does not certify the truthfulness or correctness of the content, and does not assume responsibility for the author’s statements, interpretations, conclusions, opinions, data, references, or materials.</w:t>
+        <w:t>I understand that GateBreakOpen does not perform peer review, does not provide scientific validation, does not certify the truthfulness or correctness of the content, and does not assume responsibility for the author’s statements, interpretations, conclusions, opinions, data, references, or materials.</w:t>
       </w:r>
     </w:p>
     <w:p>
@@ -4537,7 +4537,7 @@
         <w:t xml:space="preserve">☐ </w:t>
       </w:r>
       <w:r>
-        <w:t>I understand that publication on GateBreak does not imply endorsement, approval, recommendation, legal validation, ethical approval, academic certification, medical validation, professional validation, institutional support, or guarantee by GateBreak.</w:t>
+        <w:t>I understand that publication on GateBreakOpen does not imply endorsement, approval, recommendation, legal validation, ethical approval, academic certification, medical validation, professional validation, institutional support, or guarantee by GateBreakOpen.</w:t>
       </w:r>
     </w:p>
     <w:p>
@@ -4551,7 +4551,7 @@
         <w:t xml:space="preserve">☐ </w:t>
       </w:r>
       <w:r>
-        <w:t>I accept that GateBreak may perform only formal, language, reference, guideline, policy, layout, metadata, and basic consistency checks, and that these checks do not transfer any responsibility from the author to GateBreak.</w:t>
+        <w:t>I accept that GateBreakOpen may perform only formal, language, reference, guideline, policy, layout, metadata, and basic consistency checks, and that these checks do not transfer any responsibility from the author to GateBreakOpen.</w:t>
       </w:r>
     </w:p>
     <w:p>
@@ -4565,7 +4565,7 @@
         <w:t xml:space="preserve">☐ </w:t>
       </w:r>
       <w:r>
-        <w:t>I agree to hold GateBreak harmless, to the maximum extent permitted by applicable law, from claims, disputes, damages, requests, complaints, or liabilities arising from the content I submit or publish.</w:t>
+        <w:t>I agree to hold GateBreakOpen harmless, to the maximum extent permitted by applicable law, from claims, disputes, damages, requests, complaints, or liabilities arising from the content I submit or publish.</w:t>
       </w:r>
     </w:p>
     <w:p>
@@ -4577,7 +4577,7 @@
           <w:b/>
           <w:i w:val="0"/>
         </w:rPr>
-        <w:t>Specific Signature for Author Responsibility and GateBreak Non-Liability</w:t>
+        <w:t>Specific Signature for Author Responsibility and GateBreakOpen Non-Liability</w:t>
       </w:r>
     </w:p>
     <w:tbl>
@@ -4742,7 +4742,7 @@
       <w:rPr>
         <w:sz w:val="16"/>
       </w:rPr>
-      <w:t>GateBreak - Free Minds, Open Pages | Complete Publication, Privacy, and Full Policy Acceptance Form</w:t>
+      <w:t>GateBreakOpen - Free Minds, Open Pages | Complete Publication, Privacy, and Full Policy Acceptance Form</w:t>
     </w:r>
   </w:p>
 </w:ftr>
